--- a/Samples/FormattedText.docx
+++ b/Samples/FormattedText.docx
@@ -1,26 +1,159 @@
 
 <file path=word/document.xml><?xml version="1.0" encoding="utf-8"?>
-<w:document xmlns:my="presentationPurpose" xmlns:wpc="http://schemas.microsoft.com/office/word/2010/wordprocessingCanvas" xmlns:cx="http://schemas.microsoft.com/office/drawing/2014/chartex" xmlns:cx1="http://schemas.microsoft.com/office/drawing/2015/9/8/chartex" xmlns:cx2="http://schemas.microsoft.com/office/drawing/2015/10/21/chartex" xmlns:cx3="http://schemas.microsoft.com/office/drawing/2016/5/9/chartex" xmlns:cx4="http://schemas.microsoft.com/office/drawing/2016/5/10/chartex" xmlns:cx5="http://schemas.microsoft.com/office/drawing/2016/5/11/chartex" xmlns:cx6="http://schemas.microsoft.com/office/drawing/2016/5/12/chartex" xmlns:cx7="http://schemas.microsoft.com/office/drawing/2016/5/13/chartex" xmlns:cx8="http://schemas.microsoft.com/office/drawing/2016/5/14/chartex" xmlns:mc="http://schemas.openxmlformats.org/markup-compatibility/2006" xmlns:aink="http://schemas.microsoft.com/office/drawing/2016/ink" xmlns:am3d="http://schemas.microsoft.com/office/drawing/2017/model3d" xmlns:o="urn:schemas-microsoft-com:office:office" xmlns:oel="http://schemas.microsoft.com/office/2019/extlst" xmlns:r="http://schemas.openxmlformats.org/officeDocument/2006/relationships" xmlns:m="http://schemas.openxmlformats.org/officeDocument/2006/math" xmlns:v="urn:schemas-microsoft-com:vml" xmlns:wp14="http://schemas.microsoft.com/office/word/2010/wordprocessingDrawing" xmlns:wp="http://schemas.openxmlformats.org/drawingml/2006/wordprocessingDrawing" xmlns:w10="urn:schemas-microsoft-com:office:word" xmlns:w="http://schemas.openxmlformats.org/wordprocessingml/2006/main" xmlns:w14="http://schemas.microsoft.com/office/word/2010/wordml" xmlns:w15="http://schemas.microsoft.com/office/word/2012/wordml" xmlns:w16cex="http://schemas.microsoft.com/office/word/2018/wordml/cex" xmlns:w16cid="http://schemas.microsoft.com/office/word/2016/wordml/cid" xmlns:w16="http://schemas.microsoft.com/office/word/2018/wordml" xmlns:w16du="http://schemas.microsoft.com/office/word/2023/wordml/word16du" xmlns:w16sdtdh="http://schemas.microsoft.com/office/word/2020/wordml/sdtdatahash" xmlns:w16se="http://schemas.microsoft.com/office/word/2015/wordml/symex" xmlns:wpg="http://schemas.microsoft.com/office/word/2010/wordprocessingGroup" xmlns:wpi="http://schemas.microsoft.com/office/word/2010/wordprocessingInk" xmlns:wne="http://schemas.microsoft.com/office/word/2006/wordml" xmlns:wps="http://schemas.microsoft.com/office/word/2010/wordprocessingShape" mc:Ignorable="w14 w15 w16se w16cid w16 w16cex w16sdtdh w16du wp14">
+<w:document xmlns:wpc="http://schemas.microsoft.com/office/word/2010/wordprocessingCanvas" xmlns:cx="http://schemas.microsoft.com/office/drawing/2014/chartex" xmlns:cx1="http://schemas.microsoft.com/office/drawing/2015/9/8/chartex" xmlns:cx2="http://schemas.microsoft.com/office/drawing/2015/10/21/chartex" xmlns:cx3="http://schemas.microsoft.com/office/drawing/2016/5/9/chartex" xmlns:cx4="http://schemas.microsoft.com/office/drawing/2016/5/10/chartex" xmlns:cx5="http://schemas.microsoft.com/office/drawing/2016/5/11/chartex" xmlns:cx6="http://schemas.microsoft.com/office/drawing/2016/5/12/chartex" xmlns:cx7="http://schemas.microsoft.com/office/drawing/2016/5/13/chartex" xmlns:cx8="http://schemas.microsoft.com/office/drawing/2016/5/14/chartex" xmlns:mc="http://schemas.openxmlformats.org/markup-compatibility/2006" xmlns:aink="http://schemas.microsoft.com/office/drawing/2016/ink" xmlns:am3d="http://schemas.microsoft.com/office/drawing/2017/model3d" xmlns:o="urn:schemas-microsoft-com:office:office" xmlns:oel="http://schemas.microsoft.com/office/2019/extlst" xmlns:r="http://schemas.openxmlformats.org/officeDocument/2006/relationships" xmlns:m="http://schemas.openxmlformats.org/officeDocument/2006/math" xmlns:v="urn:schemas-microsoft-com:vml" xmlns:wp14="http://schemas.microsoft.com/office/word/2010/wordprocessingDrawing" xmlns:wp="http://schemas.openxmlformats.org/drawingml/2006/wordprocessingDrawing" xmlns:w10="urn:schemas-microsoft-com:office:word" xmlns:w="http://schemas.openxmlformats.org/wordprocessingml/2006/main" xmlns:w14="http://schemas.microsoft.com/office/word/2010/wordml" xmlns:w15="http://schemas.microsoft.com/office/word/2012/wordml" xmlns:w16cex="http://schemas.microsoft.com/office/word/2018/wordml/cex" xmlns:w16cid="http://schemas.microsoft.com/office/word/2016/wordml/cid" xmlns:w16="http://schemas.microsoft.com/office/word/2018/wordml" xmlns:w16du="http://schemas.microsoft.com/office/word/2023/wordml/word16du" xmlns:w16sdtdh="http://schemas.microsoft.com/office/word/2020/wordml/sdtdatahash" xmlns:w16sdtfl="http://schemas.microsoft.com/office/word/2024/wordml/sdtformatlock" xmlns:w16se="http://schemas.microsoft.com/office/word/2015/wordml/symex" xmlns:wpg="http://schemas.microsoft.com/office/word/2010/wordprocessingGroup" xmlns:wpi="http://schemas.microsoft.com/office/word/2010/wordprocessingInk" xmlns:wne="http://schemas.microsoft.com/office/word/2006/wordml" xmlns:wps="http://schemas.microsoft.com/office/word/2010/wordprocessingShape" mc:Ignorable="w14 w15 w16se w16cid w16 w16cex w16sdtdh w16sdtfl w16du wp14">
   <w:body>
+    <w:p>
+      <w:r>
+        <w:rPr>
+          <w:rFonts w:asciiTheme="minorBidi" w:hAnsiTheme="minorBidi"/>
+        </w:rPr>
+        <w:t xml:space="preserve">Arial </w:t>
+      </w:r>
+      <w:proofErr w:type="spellStart"/>
+      <w:r>
+        <w:t>font</w:t>
+      </w:r>
+      <w:proofErr w:type="spellEnd"/>
+      <w:r>
+        <w:t>.</w:t>
+      </w:r>
+    </w:p>
+    <w:p>
+      <w:proofErr w:type="spellStart"/>
+      <w:r>
+        <w:t>This</w:t>
+      </w:r>
+      <w:proofErr w:type="spellEnd"/>
+      <w:r>
+        <w:t xml:space="preserve"> </w:t>
+      </w:r>
+      <w:proofErr w:type="spellStart"/>
+      <w:r>
+        <w:t>text</w:t>
+      </w:r>
+      <w:proofErr w:type="spellEnd"/>
+      <w:r>
+        <w:t xml:space="preserve"> </w:t>
+      </w:r>
+      <w:proofErr w:type="spellStart"/>
+      <w:r>
+        <w:t>is</w:t>
+      </w:r>
+      <w:proofErr w:type="spellEnd"/>
+      <w:r>
+        <w:t xml:space="preserve"> </w:t>
+      </w:r>
+      <w:proofErr w:type="spellStart"/>
+      <w:r>
+        <w:rPr>
+          <w:b/>
+          <w:bCs/>
+        </w:rPr>
+        <w:t>bold</w:t>
+      </w:r>
+      <w:proofErr w:type="spellEnd"/>
+      <w:r>
+        <w:t xml:space="preserve"> and </w:t>
+      </w:r>
+      <w:proofErr w:type="spellStart"/>
+      <w:r>
+        <w:t>this</w:t>
+      </w:r>
+      <w:proofErr w:type="spellEnd"/>
+      <w:r>
+        <w:t xml:space="preserve"> </w:t>
+      </w:r>
+      <w:proofErr w:type="spellStart"/>
+      <w:r>
+        <w:t>is</w:t>
+      </w:r>
+      <w:proofErr w:type="spellEnd"/>
+      <w:r>
+        <w:t xml:space="preserve"> </w:t>
+      </w:r>
+      <w:proofErr w:type="spellStart"/>
+      <w:r>
+        <w:rPr>
+          <w:i/>
+          <w:iCs/>
+        </w:rPr>
+        <w:t>italic</w:t>
+      </w:r>
+      <w:proofErr w:type="spellEnd"/>
+      <w:r>
+        <w:t xml:space="preserve">. </w:t>
+      </w:r>
+      <w:proofErr w:type="spellStart"/>
+      <w:r>
+        <w:t>This</w:t>
+      </w:r>
+      <w:proofErr w:type="spellEnd"/>
+      <w:r>
+        <w:t xml:space="preserve"> </w:t>
+      </w:r>
+      <w:proofErr w:type="spellStart"/>
+      <w:r>
+        <w:t>is</w:t>
+      </w:r>
+      <w:proofErr w:type="spellEnd"/>
+      <w:r>
+        <w:t xml:space="preserve"> </w:t>
+      </w:r>
+      <w:proofErr w:type="spellStart"/>
+      <w:r>
+        <w:t>both</w:t>
+      </w:r>
+      <w:proofErr w:type="spellEnd"/>
+      <w:r>
+        <w:t xml:space="preserve"> </w:t>
+      </w:r>
+      <w:proofErr w:type="spellStart"/>
+      <w:r>
+        <w:rPr>
+          <w:b/>
+          <w:bCs/>
+          <w:i/>
+          <w:iCs/>
+        </w:rPr>
+        <w:t>italic</w:t>
+      </w:r>
+      <w:proofErr w:type="spellEnd"/>
+      <w:r>
+        <w:rPr>
+          <w:b/>
+          <w:bCs/>
+          <w:i/>
+          <w:iCs/>
+        </w:rPr>
+        <w:t xml:space="preserve"> and </w:t>
+      </w:r>
+      <w:proofErr w:type="spellStart"/>
+      <w:r>
+        <w:rPr>
+          <w:b/>
+          <w:bCs/>
+          <w:i/>
+          <w:iCs/>
+        </w:rPr>
+        <w:t>bold</w:t>
+      </w:r>
+      <w:proofErr w:type="spellEnd"/>
+      <w:r>
+        <w:t>.</w:t>
+      </w:r>
+    </w:p>
     <w:sectPr>
       <w:pgSz w:w="11906" w:h="16838"/>
       <w:pgMar w:top="1417" w:right="1417" w:bottom="1417" w:left="1417" w:header="708" w:footer="708" w:gutter="0"/>
       <w:cols w:space="708"/>
       <w:docGrid w:linePitch="360"/>
     </w:sectPr>
-    <w:p>
-      <w:r>
-        <w:t xml:space="default">This text is before</w:t>
-        <w:fldChar w:fldCharType="begin" w:dirty="true"/>
-        <w:t xml:space="default">And this is after FieldChar</w:t>
-      </w:r>
-    </w:p>
   </w:body>
 </w:document>
 </file>
 
 <file path=word/numbering.xml><?xml version="1.0" encoding="utf-8"?>
-<w:numbering xmlns:wpc="http://schemas.microsoft.com/office/word/2010/wordprocessingCanvas" xmlns:cx="http://schemas.microsoft.com/office/drawing/2014/chartex" xmlns:cx1="http://schemas.microsoft.com/office/drawing/2015/9/8/chartex" xmlns:cx2="http://schemas.microsoft.com/office/drawing/2015/10/21/chartex" xmlns:cx3="http://schemas.microsoft.com/office/drawing/2016/5/9/chartex" xmlns:cx4="http://schemas.microsoft.com/office/drawing/2016/5/10/chartex" xmlns:cx5="http://schemas.microsoft.com/office/drawing/2016/5/11/chartex" xmlns:cx6="http://schemas.microsoft.com/office/drawing/2016/5/12/chartex" xmlns:cx7="http://schemas.microsoft.com/office/drawing/2016/5/13/chartex" xmlns:cx8="http://schemas.microsoft.com/office/drawing/2016/5/14/chartex" xmlns:mc="http://schemas.openxmlformats.org/markup-compatibility/2006" xmlns:aink="http://schemas.microsoft.com/office/drawing/2016/ink" xmlns:am3d="http://schemas.microsoft.com/office/drawing/2017/model3d" xmlns:o="urn:schemas-microsoft-com:office:office" xmlns:oel="http://schemas.microsoft.com/office/2019/extlst" xmlns:r="http://schemas.openxmlformats.org/officeDocument/2006/relationships" xmlns:m="http://schemas.openxmlformats.org/officeDocument/2006/math" xmlns:v="urn:schemas-microsoft-com:vml" xmlns:wp14="http://schemas.microsoft.com/office/word/2010/wordprocessingDrawing" xmlns:wp="http://schemas.openxmlformats.org/drawingml/2006/wordprocessingDrawing" xmlns:w10="urn:schemas-microsoft-com:office:word" xmlns:w="http://schemas.openxmlformats.org/wordprocessingml/2006/main" xmlns:w14="http://schemas.microsoft.com/office/word/2010/wordml" xmlns:w15="http://schemas.microsoft.com/office/word/2012/wordml" xmlns:w16cex="http://schemas.microsoft.com/office/word/2018/wordml/cex" xmlns:w16cid="http://schemas.microsoft.com/office/word/2016/wordml/cid" xmlns:w16="http://schemas.microsoft.com/office/word/2018/wordml" xmlns:w16du="http://schemas.microsoft.com/office/word/2023/wordml/word16du" xmlns:w16sdtdh="http://schemas.microsoft.com/office/word/2020/wordml/sdtdatahash" xmlns:w16se="http://schemas.microsoft.com/office/word/2015/wordml/symex" xmlns:wpg="http://schemas.microsoft.com/office/word/2010/wordprocessingGroup" xmlns:wpi="http://schemas.microsoft.com/office/word/2010/wordprocessingInk" xmlns:wne="http://schemas.microsoft.com/office/word/2006/wordml" xmlns:wps="http://schemas.microsoft.com/office/word/2010/wordprocessingShape" mc:Ignorable="w14 w15 w16se w16cid w16 w16cex w16sdtdh w16du wp14">
+<w:numbering xmlns:wpc="http://schemas.microsoft.com/office/word/2010/wordprocessingCanvas" xmlns:cx="http://schemas.microsoft.com/office/drawing/2014/chartex" xmlns:cx1="http://schemas.microsoft.com/office/drawing/2015/9/8/chartex" xmlns:cx2="http://schemas.microsoft.com/office/drawing/2015/10/21/chartex" xmlns:cx3="http://schemas.microsoft.com/office/drawing/2016/5/9/chartex" xmlns:cx4="http://schemas.microsoft.com/office/drawing/2016/5/10/chartex" xmlns:cx5="http://schemas.microsoft.com/office/drawing/2016/5/11/chartex" xmlns:cx6="http://schemas.microsoft.com/office/drawing/2016/5/12/chartex" xmlns:cx7="http://schemas.microsoft.com/office/drawing/2016/5/13/chartex" xmlns:cx8="http://schemas.microsoft.com/office/drawing/2016/5/14/chartex" xmlns:mc="http://schemas.openxmlformats.org/markup-compatibility/2006" xmlns:aink="http://schemas.microsoft.com/office/drawing/2016/ink" xmlns:am3d="http://schemas.microsoft.com/office/drawing/2017/model3d" xmlns:o="urn:schemas-microsoft-com:office:office" xmlns:oel="http://schemas.microsoft.com/office/2019/extlst" xmlns:r="http://schemas.openxmlformats.org/officeDocument/2006/relationships" xmlns:m="http://schemas.openxmlformats.org/officeDocument/2006/math" xmlns:v="urn:schemas-microsoft-com:vml" xmlns:wp14="http://schemas.microsoft.com/office/word/2010/wordprocessingDrawing" xmlns:wp="http://schemas.openxmlformats.org/drawingml/2006/wordprocessingDrawing" xmlns:w10="urn:schemas-microsoft-com:office:word" xmlns:w="http://schemas.openxmlformats.org/wordprocessingml/2006/main" xmlns:w14="http://schemas.microsoft.com/office/word/2010/wordml" xmlns:w15="http://schemas.microsoft.com/office/word/2012/wordml" xmlns:w16cex="http://schemas.microsoft.com/office/word/2018/wordml/cex" xmlns:w16cid="http://schemas.microsoft.com/office/word/2016/wordml/cid" xmlns:w16="http://schemas.microsoft.com/office/word/2018/wordml" xmlns:w16du="http://schemas.microsoft.com/office/word/2023/wordml/word16du" xmlns:w16sdtdh="http://schemas.microsoft.com/office/word/2020/wordml/sdtdatahash" xmlns:w16sdtfl="http://schemas.microsoft.com/office/word/2024/wordml/sdtformatlock" xmlns:w16se="http://schemas.microsoft.com/office/word/2015/wordml/symex" xmlns:wpg="http://schemas.microsoft.com/office/word/2010/wordprocessingGroup" xmlns:wpi="http://schemas.microsoft.com/office/word/2010/wordprocessingInk" xmlns:wne="http://schemas.microsoft.com/office/word/2006/wordml" xmlns:wps="http://schemas.microsoft.com/office/word/2010/wordprocessingShape" mc:Ignorable="w14 w15 w16se w16cid w16 w16cex w16sdtdh w16sdtfl w16du wp14">
   <w:abstractNum w:abstractNumId="0" w15:restartNumberingAfterBreak="0">
     <w:nsid w:val="FFFFFF88"/>
     <w:multiLevelType w:val="singleLevel"/>
@@ -877,7 +1010,7 @@
 </file>
 
 <file path=word/styles.xml><?xml version="1.0" encoding="utf-8"?>
-<w:styles xmlns:mc="http://schemas.openxmlformats.org/markup-compatibility/2006" xmlns:r="http://schemas.openxmlformats.org/officeDocument/2006/relationships" xmlns:w="http://schemas.openxmlformats.org/wordprocessingml/2006/main" xmlns:w14="http://schemas.microsoft.com/office/word/2010/wordml" xmlns:w15="http://schemas.microsoft.com/office/word/2012/wordml" xmlns:w16cex="http://schemas.microsoft.com/office/word/2018/wordml/cex" xmlns:w16cid="http://schemas.microsoft.com/office/word/2016/wordml/cid" xmlns:w16="http://schemas.microsoft.com/office/word/2018/wordml" xmlns:w16du="http://schemas.microsoft.com/office/word/2023/wordml/word16du" xmlns:w16sdtdh="http://schemas.microsoft.com/office/word/2020/wordml/sdtdatahash" xmlns:w16se="http://schemas.microsoft.com/office/word/2015/wordml/symex" mc:Ignorable="w14 w15 w16se w16cid w16 w16cex w16sdtdh w16du">
+<w:styles xmlns:mc="http://schemas.openxmlformats.org/markup-compatibility/2006" xmlns:r="http://schemas.openxmlformats.org/officeDocument/2006/relationships" xmlns:w="http://schemas.openxmlformats.org/wordprocessingml/2006/main" xmlns:w14="http://schemas.microsoft.com/office/word/2010/wordml" xmlns:w15="http://schemas.microsoft.com/office/word/2012/wordml" xmlns:w16cex="http://schemas.microsoft.com/office/word/2018/wordml/cex" xmlns:w16cid="http://schemas.microsoft.com/office/word/2016/wordml/cid" xmlns:w16="http://schemas.microsoft.com/office/word/2018/wordml" xmlns:w16du="http://schemas.microsoft.com/office/word/2023/wordml/word16du" xmlns:w16sdtdh="http://schemas.microsoft.com/office/word/2020/wordml/sdtdatahash" xmlns:w16sdtfl="http://schemas.microsoft.com/office/word/2024/wordml/sdtformatlock" xmlns:w16se="http://schemas.microsoft.com/office/word/2015/wordml/symex" mc:Ignorable="w14 w15 w16se w16cid w16 w16cex w16sdtdh w16sdtfl w16du">
   <w:docDefaults>
     <w:rPrDefault>
       <w:rPr>
